--- a/public/FAQ.docx
+++ b/public/FAQ.docx
@@ -370,7 +370,13 @@
         <w:t>.</w:t>
       </w:r>
       <w:r>
-        <w:t xml:space="preserve"> Caso precise de uma entrega mais rápida, enviamos a cotação do SEDEX.</w:t>
+        <w:t xml:space="preserve"> Caso precise de uma entrega mais rápida, </w:t>
+      </w:r>
+      <w:r>
+        <w:t>o envio pode ser feito por</w:t>
+      </w:r>
+      <w:r>
+        <w:t xml:space="preserve"> SEDEX.</w:t>
       </w:r>
     </w:p>
     <w:p>
@@ -486,10 +492,16 @@
         <w:br/>
       </w:r>
       <w:r>
-        <w:t xml:space="preserve">Sim, seu número de Whatsapp não muda quando você passa a usar o chip internacional. </w:t>
-      </w:r>
-      <w:r>
-        <w:t>O WhatsApp funciona normalmente.</w:t>
+        <w:t>Sim, seu número de Whatsapp não muda</w:t>
+      </w:r>
+      <w:r>
+        <w:t>.</w:t>
+      </w:r>
+      <w:r>
+        <w:t xml:space="preserve"> </w:t>
+      </w:r>
+      <w:r>
+        <w:t>Você Consegue utilizar o WhatsApp normalmente para mensagens, ligações e chamadas de vídeos.</w:t>
       </w:r>
     </w:p>
     <w:p>
@@ -512,7 +524,13 @@
         <w:t xml:space="preserve">Não é possível. Caso você tenha a intenção de trocar de celular durante a viagem, recomendamos que </w:t>
       </w:r>
       <w:r>
-        <w:t>verifique a compatibilidade para chip físico e eSIM do novo celular, e adquira o plano diretametne para o celular novo.</w:t>
+        <w:t>verifique a compatibilidade para chip físico e eSIM do novo celular, e adquira o plano diretamen</w:t>
+      </w:r>
+      <w:r>
+        <w:t>t</w:t>
+      </w:r>
+      <w:r>
+        <w:t>e para o celular novo.</w:t>
       </w:r>
     </w:p>
     <w:p>
@@ -571,7 +589,12 @@
         <w:t>: +1(321)310-4764</w:t>
       </w:r>
       <w:r>
-        <w:t xml:space="preserve">. Estamos disponíveis 24h para te ajudar com qualquer </w:t>
+        <w:t xml:space="preserve">. </w:t>
+      </w:r>
+    </w:p>
+    <w:p>
+      <w:r>
+        <w:t xml:space="preserve">Estamos disponíveis 24h para te ajudar com qualquer </w:t>
       </w:r>
       <w:r>
         <w:t xml:space="preserve">dúvida ou </w:t>
